--- a/CCNA/.gitbook/assets/Nexus_vPC_Config_v2.docx
+++ b/CCNA/.gitbook/assets/Nexus_vPC_Config_v2.docx
@@ -610,6 +610,12 @@
         <w:spacing w:after="0.0" w:before="0.0"/>
         <w:widowControl w:val="1"/>
       </w:pPr>
+      <w:ins w:id="Xidcz4AuBZ" w:author="Hassan Rhani" w:date="2026-03-26T18:00:12.146">
+        <w:r>
+          <w:rPr/>
+          <w:t xml:space="preserve">TEST</w:t>
+        </w:r>
+      </w:ins>
     </w:p>
     <w:p xmlns:w14="http://schemas.microsoft.com/office/word/2010/wordml">
       <w:pPr>
